--- a/backend/data/corpus/DOC-20230314-093.docx
+++ b/backend/data/corpus/DOC-20230314-093.docx
@@ -63,7 +63,7 @@
           <w:b/>
           <w:sz w:val="21"/>
         </w:rPr>
-        <w:t>Malika Fairweather, MD, Highmoor Health Neurology, Worcester, MA (RSM)</w:t>
+        <w:t>Fabian Pemberton, MD, Lakeshore Neurological Care Center, Buffalo, NY (RSM)</w:t>
       </w:r>
     </w:p>
     <w:p>
@@ -71,7 +71,7 @@
         <w:rPr>
           <w:sz w:val="21"/>
         </w:rPr>
-        <w:t>&gt; Referenced a case series someone forwarded in passing.</w:t>
+        <w:t>&gt; Asked whether I would be at the meeting later this year.</w:t>
       </w:r>
     </w:p>
     <w:p>
@@ -79,55 +79,7 @@
         <w:rPr>
           <w:sz w:val="21"/>
         </w:rPr>
-        <w:t>&gt; Referral patterns into this clinic have changed, adn long-standing patients is a bigger share than it was.</w:t>
-      </w:r>
-    </w:p>
-    <w:p>
-      <w:r>
-        <w:rPr>
-          <w:sz w:val="21"/>
-        </w:rPr>
-        <w:t>&gt; The practice lost teh clinic pharmacist and has not backfilled, so clinic throughput keeps slipping.</w:t>
-      </w:r>
-    </w:p>
-    <w:p>
-      <w:r>
-        <w:rPr>
-          <w:sz w:val="21"/>
-        </w:rPr>
-        <w:t>&gt; Most of teh discussion was about the new charting templates, which went live without much warning.</w:t>
-      </w:r>
-    </w:p>
-    <w:p>
-      <w:r>
-        <w:rPr>
-          <w:sz w:val="21"/>
-        </w:rPr>
-        <w:t>&gt; Left it at that, wtih a call later this month to be scheduled.</w:t>
-      </w:r>
-    </w:p>
-    <w:p>
-      <w:r>
-        <w:rPr>
-          <w:sz w:val="21"/>
-        </w:rPr>
-      </w:r>
-    </w:p>
-    <w:p>
-      <w:r>
-        <w:rPr>
-          <w:b/>
-          <w:sz w:val="21"/>
-        </w:rPr>
-        <w:t>Lukas Lammermoor, MD, Saltmarsh Neurological Care Center, Peoria, IL (AR)</w:t>
-      </w:r>
-    </w:p>
-    <w:p>
-      <w:r>
-        <w:rPr>
-          <w:sz w:val="21"/>
-        </w:rPr>
-        <w:t>&gt; Caught a clipped window by the scheduling desk between patients.</w:t>
+        <w:t>&gt; Most of the discussion was about the new charting templates, which changed again last month.</w:t>
       </w:r>
     </w:p>
     <w:p>
@@ -136,142 +88,6 @@
           <w:sz w:val="21"/>
         </w:rPr>
         <w:t>&gt; Referral patterns into this clinic have changed, and the surgical workup list is a bigger share than it was.</w:t>
-      </w:r>
-    </w:p>
-    <w:p>
-      <w:r>
-        <w:rPr>
-          <w:sz w:val="21"/>
-        </w:rPr>
-        <w:t>&gt; The referral queue has stretched out since the summer, which shapes how much time there is for anything else.</w:t>
-      </w:r>
-    </w:p>
-    <w:p>
-      <w:r>
-        <w:rPr>
-          <w:sz w:val="21"/>
-        </w:rPr>
-      </w:r>
-    </w:p>
-    <w:p>
-      <w:r>
-        <w:rPr>
-          <w:b/>
-          <w:sz w:val="21"/>
-        </w:rPr>
-        <w:t>Marcus Boudreaux, MD, Bayou Regional Epilepsy Center, Baton Rouge, LA (RSM)</w:t>
-      </w:r>
-    </w:p>
-    <w:p>
-      <w:r>
-        <w:rPr>
-          <w:sz w:val="21"/>
-        </w:rPr>
-        <w:t>&gt; The composition of long-standing patients has shifted over the last year or two.</w:t>
-      </w:r>
-    </w:p>
-    <w:p>
-      <w:r>
-        <w:rPr>
-          <w:sz w:val="21"/>
-        </w:rPr>
-        <w:t>&gt; Described how the refractory group is triaged now compared with before.</w:t>
-      </w:r>
-    </w:p>
-    <w:p>
-      <w:r>
-        <w:rPr>
-          <w:sz w:val="21"/>
-        </w:rPr>
-        <w:t>&gt; Benefit verification is the step that most often delays a start here.</w:t>
-      </w:r>
-    </w:p>
-    <w:p>
-      <w:r>
-        <w:rPr>
-          <w:sz w:val="21"/>
-        </w:rPr>
-        <w:t>&gt; Closed there — no materials requested.</w:t>
-      </w:r>
-    </w:p>
-    <w:p>
-      <w:r>
-        <w:rPr>
-          <w:sz w:val="21"/>
-        </w:rPr>
-      </w:r>
-    </w:p>
-    <w:p>
-      <w:r>
-        <w:rPr>
-          <w:b/>
-          <w:sz w:val="21"/>
-        </w:rPr>
-        <w:t>Imani Kilbride, MD, Northgate Neurology Partners, Spokane, WA (AR)</w:t>
-      </w:r>
-    </w:p>
-    <w:p>
-      <w:r>
-        <w:rPr>
-          <w:sz w:val="21"/>
-        </w:rPr>
-        <w:t>&gt; An unhurried conversation in the shared office, mostly logistics.</w:t>
-      </w:r>
-    </w:p>
-    <w:p>
-      <w:r>
-        <w:rPr>
-          <w:sz w:val="21"/>
-        </w:rPr>
-        <w:t>&gt; Noted that the appeals process is handled by one person here and that this is not specific to any one product.</w:t>
-      </w:r>
-    </w:p>
-    <w:p>
-      <w:r>
-        <w:rPr>
-          <w:sz w:val="21"/>
-        </w:rPr>
-        <w:t>&gt; No materials requested. Safety items asked about and confirmed none.</w:t>
-      </w:r>
-    </w:p>
-    <w:p>
-      <w:r>
-        <w:rPr>
-          <w:sz w:val="21"/>
-        </w:rPr>
-      </w:r>
-    </w:p>
-    <w:p>
-      <w:r>
-        <w:rPr>
-          <w:b/>
-          <w:sz w:val="21"/>
-        </w:rPr>
-        <w:t>Victor Salas, MD, Hill Country Neuroscience Institute, Austin, TX (RSM)</w:t>
-      </w:r>
-    </w:p>
-    <w:p>
-      <w:r>
-        <w:rPr>
-          <w:sz w:val="21"/>
-        </w:rPr>
-        <w:t>&gt; Referenced a case series someone forwarded in passing.</w:t>
-      </w:r>
-    </w:p>
-    <w:p>
-      <w:r>
-        <w:rPr>
-          <w:sz w:val="21"/>
-        </w:rPr>
-        <w:t>&gt; Onboarding the epilepsy fellow is the current preoccupation here.</w:t>
-      </w:r>
-    </w:p>
-    <w:p>
-      <w:r>
-        <w:rPr>
-          <w:sz w:val="21"/>
-        </w:rPr>
-        <w:t>&gt; Asked whether I would be at the meeting later this year.</w:t>
       </w:r>
     </w:p>
     <w:p>
@@ -295,7 +111,7 @@
           <w:b/>
           <w:sz w:val="21"/>
         </w:rPr>
-        <w:t>Yannick Harkness, MD, Granite Bay Epilepsy Center, Hartford, CT (RSM)</w:t>
+        <w:t>Rasmus Cavanaugh, MD, Bayview Health Neurology, Boise, ID (RSM)</w:t>
       </w:r>
     </w:p>
     <w:p>
@@ -303,7 +119,7 @@
         <w:rPr>
           <w:sz w:val="21"/>
         </w:rPr>
-        <w:t>&gt; The prior-authorization workflow is being piloted this quarter, and that took up the first part of the conversation.</w:t>
+        <w:t>&gt; The prior-authorization workflow has not settled, and that took up the first part of the conversation.</w:t>
       </w:r>
     </w:p>
     <w:p>
@@ -311,7 +127,7 @@
         <w:rPr>
           <w:sz w:val="21"/>
         </w:rPr>
-        <w:t>&gt; Talked through the older half of the panel in general terms, without any specific case.</w:t>
+        <w:t>&gt; The composition of the pediatric-to-adult transfers has shifted over the last year or two.</w:t>
       </w:r>
     </w:p>
     <w:p>
@@ -319,7 +135,7 @@
         <w:rPr>
           <w:sz w:val="21"/>
         </w:rPr>
-        <w:t>&gt; Asked whether I had seen a session summary from a colleague; I had not, and offered nothing in return.</w:t>
+        <w:t>&gt; Titration scheduling is handled by nursing staff, which the practice finds workable.</w:t>
       </w:r>
     </w:p>
     <w:p>
@@ -327,7 +143,7 @@
         <w:rPr>
           <w:sz w:val="21"/>
         </w:rPr>
-        <w:t>&gt; Compared notes on which sessions were worth the time.</w:t>
+        <w:t>&gt; No materials requested. Safety items asked about and confirmed none.</w:t>
       </w:r>
     </w:p>
     <w:p>
@@ -335,7 +151,7 @@
         <w:rPr>
           <w:sz w:val="21"/>
         </w:rPr>
-        <w:t>&gt; The appeals process has improved somewhat, which came up as a general frustration.</w:t>
+        <w:t>&gt; Referenced a session summary from a colleague in passing.</w:t>
       </w:r>
     </w:p>
     <w:p>
@@ -351,7 +167,7 @@
           <w:b/>
           <w:sz w:val="21"/>
         </w:rPr>
-        <w:t>Saoirse Wycliffe, MD, Granite Bay Epilepsy Center, Bakersfield, CA (RSM)</w:t>
+        <w:t>Lukas Stanhope, MD, Highmoor Health Neurology, Shreveport, LA (AR)</w:t>
       </w:r>
     </w:p>
     <w:p>
@@ -359,7 +175,231 @@
         <w:rPr>
           <w:sz w:val="21"/>
         </w:rPr>
-        <w:t>&gt; An unexpectedly long conversation in the back office, mostly logistics.</w:t>
+        <w:t>&gt; An unexpectedly long visit over a quick coffee; teh schedule was tight.</w:t>
+      </w:r>
+    </w:p>
+    <w:p>
+      <w:r>
+        <w:rPr>
+          <w:sz w:val="21"/>
+        </w:rPr>
+        <w:t>&gt; No materials requested this time. Asked about safety adn confirmed nothing to report.</w:t>
+      </w:r>
+    </w:p>
+    <w:p>
+      <w:r>
+        <w:rPr>
+          <w:sz w:val="21"/>
+        </w:rPr>
+        <w:t>&gt; Asked about my travel schedule, since visits keep landing on teh busiest clinic days.</w:t>
+      </w:r>
+    </w:p>
+    <w:p>
+      <w:r>
+        <w:rPr>
+          <w:sz w:val="21"/>
+        </w:rPr>
+        <w:t>&gt; Described how long-standing patients is triaged now compared wtih before.</w:t>
+      </w:r>
+    </w:p>
+    <w:p>
+      <w:r>
+        <w:rPr>
+          <w:sz w:val="21"/>
+        </w:rPr>
+        <w:t>&gt; Monitoring intervals during titration are set by clinic routine here rather than by protocol.</w:t>
+      </w:r>
+    </w:p>
+    <w:p>
+      <w:r>
+        <w:rPr>
+          <w:sz w:val="21"/>
+        </w:rPr>
+      </w:r>
+    </w:p>
+    <w:p>
+      <w:r>
+        <w:rPr>
+          <w:b/>
+          <w:sz w:val="21"/>
+        </w:rPr>
+        <w:t>Gaspar Yoshimura, MD, Vantage Park Regional Epilepsy Program, Bakersfield, CA (RSM)</w:t>
+      </w:r>
+    </w:p>
+    <w:p>
+      <w:r>
+        <w:rPr>
+          <w:sz w:val="21"/>
+        </w:rPr>
+        <w:t>&gt; Titration habits came up in general terms; no specifics were discussed and none were offered.</w:t>
+      </w:r>
+    </w:p>
+    <w:p>
+      <w:r>
+        <w:rPr>
+          <w:sz w:val="21"/>
+        </w:rPr>
+        <w:t>&gt; Mostly small talk about the program and the venue.</w:t>
+      </w:r>
+    </w:p>
+    <w:p>
+      <w:r>
+        <w:rPr>
+          <w:sz w:val="21"/>
+        </w:rPr>
+        <w:t>&gt; Asked whether I had seen a review that circulated on the service; I had not, and offered nothing in return.</w:t>
+      </w:r>
+    </w:p>
+    <w:p>
+      <w:r>
+        <w:rPr>
+          <w:sz w:val="21"/>
+        </w:rPr>
+        <w:t>&gt; Onboarding two medical assistants is the current preoccupation here.</w:t>
+      </w:r>
+    </w:p>
+    <w:p>
+      <w:r>
+        <w:rPr>
+          <w:sz w:val="21"/>
+        </w:rPr>
+      </w:r>
+    </w:p>
+    <w:p>
+      <w:r>
+        <w:rPr>
+          <w:b/>
+          <w:sz w:val="21"/>
+        </w:rPr>
+        <w:t>Quentin Hollingsworth, MD, Ember Lake Medical Group, Tucson, AZ (RSM)</w:t>
+      </w:r>
+    </w:p>
+    <w:p>
+      <w:r>
+        <w:rPr>
+          <w:sz w:val="21"/>
+        </w:rPr>
+        <w:t>&gt; A clipped meeting in the reading room, first one this quarter.</w:t>
+      </w:r>
+    </w:p>
+    <w:p>
+      <w:r>
+        <w:rPr>
+          <w:sz w:val="21"/>
+        </w:rPr>
+        <w:t>&gt; Talked through newly referred patients in general terms, without any specific case.</w:t>
+      </w:r>
+    </w:p>
+    <w:p>
+      <w:r>
+        <w:rPr>
+          <w:sz w:val="21"/>
+        </w:rPr>
+        <w:t>&gt; Closed there — nothing that needed follow-up.</w:t>
+      </w:r>
+    </w:p>
+    <w:p>
+      <w:r>
+        <w:rPr>
+          <w:sz w:val="21"/>
+        </w:rPr>
+        <w:t>&gt; Routine follow-up slots looks better than last year since the summer, which shapes how much time there is for anything else.</w:t>
+      </w:r>
+    </w:p>
+    <w:p>
+      <w:r>
+        <w:rPr>
+          <w:sz w:val="21"/>
+        </w:rPr>
+      </w:r>
+    </w:p>
+    <w:p>
+      <w:r>
+        <w:rPr>
+          <w:b/>
+          <w:sz w:val="21"/>
+        </w:rPr>
+        <w:t>Tobias Adeyemi-Cole, MD, Windrow Neuroscience Center, Portland, ME (RSM)</w:t>
+      </w:r>
+    </w:p>
+    <w:p>
+      <w:r>
+        <w:rPr>
+          <w:sz w:val="21"/>
+        </w:rPr>
+        <w:t>&gt; Closed there — no specific request.</w:t>
+      </w:r>
+    </w:p>
+    <w:p>
+      <w:r>
+        <w:rPr>
+          <w:sz w:val="21"/>
+        </w:rPr>
+        <w:t>&gt; Onboarding one of the nurse practitioners is the current preoccupation here.</w:t>
+      </w:r>
+    </w:p>
+    <w:p>
+      <w:r>
+        <w:rPr>
+          <w:sz w:val="21"/>
+        </w:rPr>
+        <w:t>&gt; Described how long-standing patients is triaged now compared with before.</w:t>
+      </w:r>
+    </w:p>
+    <w:p>
+      <w:r>
+        <w:rPr>
+          <w:sz w:val="21"/>
+        </w:rPr>
+        <w:t>&gt; Titration scheduling is handled by nursing staff, which the practice finds workable.</w:t>
+      </w:r>
+    </w:p>
+    <w:p>
+      <w:r>
+        <w:rPr>
+          <w:sz w:val="21"/>
+        </w:rPr>
+      </w:r>
+    </w:p>
+    <w:p>
+      <w:r>
+        <w:rPr>
+          <w:b/>
+          <w:sz w:val="21"/>
+        </w:rPr>
+        <w:t>Felicity Wycliffe, MD, Harborlight Epilepsy Center, Manchester, NH (RSM)</w:t>
+      </w:r>
+    </w:p>
+    <w:p>
+      <w:r>
+        <w:rPr>
+          <w:sz w:val="21"/>
+        </w:rPr>
+        <w:t>&gt; Noted that formulary questions remains the slowest step and that this is not specific to any one product.</w:t>
+      </w:r>
+    </w:p>
+    <w:p>
+      <w:r>
+        <w:rPr>
+          <w:sz w:val="21"/>
+        </w:rPr>
+        <w:t>&gt; The travel schedule this year came up, and little else.</w:t>
+      </w:r>
+    </w:p>
+    <w:p>
+      <w:r>
+        <w:rPr>
+          <w:sz w:val="21"/>
+        </w:rPr>
+        <w:t>&gt; Clinic throughput has stretched out since the summer, which shapes how much time there is for anything else.</w:t>
+      </w:r>
+    </w:p>
+    <w:p>
+      <w:r>
+        <w:rPr>
+          <w:sz w:val="21"/>
+        </w:rPr>
+        <w:t>&gt; The practice lost a rotating resident and has not backfilled, so the new-patient backlog is slowly recovering.</w:t>
       </w:r>
     </w:p>
     <w:p>
@@ -375,6 +415,38 @@
         <w:rPr>
           <w:sz w:val="21"/>
         </w:rPr>
+      </w:r>
+    </w:p>
+    <w:p>
+      <w:r>
+        <w:rPr>
+          <w:b/>
+          <w:sz w:val="21"/>
+        </w:rPr>
+        <w:t>Leonie Nakagawa, MD, Ironwood Neurology Associates, Fort Wayne, IN (RSM)</w:t>
+      </w:r>
+    </w:p>
+    <w:p>
+      <w:r>
+        <w:rPr>
+          <w:sz w:val="21"/>
+        </w:rPr>
+        <w:t>&gt; An unhurried conversation in the workroom, mostly logistics.</w:t>
+      </w:r>
+    </w:p>
+    <w:p>
+      <w:r>
+        <w:rPr>
+          <w:sz w:val="21"/>
+        </w:rPr>
+        <w:t>&gt; Titration habits came up in general terms; no specifics were discussed and none were offered.</w:t>
+      </w:r>
+    </w:p>
+    <w:p>
+      <w:r>
+        <w:rPr>
+          <w:sz w:val="21"/>
+        </w:rPr>
         <w:t>&gt; Routine follow-up slots has stretched out since the summer, which shapes how much time there is for anything else.</w:t>
       </w:r>
     </w:p>
@@ -383,15 +455,7 @@
         <w:rPr>
           <w:sz w:val="21"/>
         </w:rPr>
-        <w:t>&gt; Closed there — no product discussion.</w:t>
-      </w:r>
-    </w:p>
-    <w:p>
-      <w:r>
-        <w:rPr>
-          <w:sz w:val="21"/>
-        </w:rPr>
-        <w:t>&gt; Referral patterns into this clinic have changed, and the older half of the panel is a bigger share than it was.</w:t>
+        <w:t>&gt; Mostly small talk about the program and the venue.</w:t>
       </w:r>
     </w:p>
     <w:p>
@@ -407,7 +471,7 @@
           <w:b/>
           <w:sz w:val="21"/>
         </w:rPr>
-        <w:t>Selin Eastmond, MD, Windrow Neuroscience Center, Savannah, GA (RSM)</w:t>
+        <w:t>Valentina Kettleborn, MD, Juniper Flats Neurology Partners, Charleston, SC (RSM)</w:t>
       </w:r>
     </w:p>
     <w:p>
@@ -415,7 +479,7 @@
         <w:rPr>
           <w:sz w:val="21"/>
         </w:rPr>
-        <w:t>&gt; Caught an unhurried window in the corridor between patients.</w:t>
+        <w:t>&gt; Spent some time on newly referred patients and how workup decisions get sequenced.</w:t>
       </w:r>
     </w:p>
     <w:p>
@@ -423,7 +487,7 @@
         <w:rPr>
           <w:sz w:val="21"/>
         </w:rPr>
-        <w:t>&gt; Asked about my travel schedule, since visits keep landing on the busiest clinic days.</w:t>
+        <w:t>&gt; Onboarding a rotating resident is the current preoccupation here.</w:t>
       </w:r>
     </w:p>
     <w:p>
@@ -431,7 +495,7 @@
         <w:rPr>
           <w:sz w:val="21"/>
         </w:rPr>
-        <w:t>&gt; Asked whether I would be at the meeting later this year.</w:t>
+        <w:t>&gt; The travel schedule this year came up, and little else.</w:t>
       </w:r>
     </w:p>
     <w:p>
@@ -439,47 +503,7 @@
         <w:rPr>
           <w:sz w:val="21"/>
         </w:rPr>
-        <w:t>&gt; Referral patterns into this clinic have changed, and the surgical workup list is a bigger share than it was.</w:t>
-      </w:r>
-    </w:p>
-    <w:p>
-      <w:r>
-        <w:rPr>
-          <w:sz w:val="21"/>
-        </w:rPr>
-      </w:r>
-    </w:p>
-    <w:p>
-      <w:r>
-        <w:rPr>
-          <w:b/>
-          <w:sz w:val="21"/>
-        </w:rPr>
-        <w:t>Felicity Ashgrove, MD, Foxglove Health Neurology, Missoula, MT (RSM)</w:t>
-      </w:r>
-    </w:p>
-    <w:p>
-      <w:r>
-        <w:rPr>
-          <w:sz w:val="21"/>
-        </w:rPr>
-        <w:t>&gt; A twenty-minute visit in the corridor; the schedule was tight.</w:t>
-      </w:r>
-    </w:p>
-    <w:p>
-      <w:r>
-        <w:rPr>
-          <w:sz w:val="21"/>
-        </w:rPr>
-        <w:t>&gt; Referral patterns into this clinic have changed, and the pediatric-to-adult transfers is a bigger share than it was.</w:t>
-      </w:r>
-    </w:p>
-    <w:p>
-      <w:r>
-        <w:rPr>
-          <w:sz w:val="21"/>
-        </w:rPr>
-        <w:t>&gt; The practice lost a rotating resident and has not backfilled, so the new-patient backlog looks better than last year.</w:t>
+        <w:t>&gt; Most of the discussion was about the prior-authorization workflow, which went live without much warning.</w:t>
       </w:r>
     </w:p>
     <w:p>
